--- a/docs/m3/data-analysis-intro/files/FS1_Know-Your-Variable.docx
+++ b/docs/m3/data-analysis-intro/files/FS1_Know-Your-Variable.docx
@@ -1760,7 +1760,7 @@
                       <w:color w:val="0F7B7B"/>
                       <w:sz w:val="19"/>
                     </w:rPr>
-                    <w:t>Ordem</w:t>
+                    <w:t>ordem, sekuensia</w:t>
                   </w:r>
                 </w:p>
               </w:tc>
